--- a/eng/docx/38.content.docx
+++ b/eng/docx/38.content.docx
@@ -7,6 +7,15 @@
       <w:r/>
     </w:p>
     <w:p>
+      <w:pPr>
+        <w:pStyle w:val="Heading2"/>
+      </w:pPr>
+      <w:r>
+        <w:t>Resource: Study Notes (Tyndale)</w:t>
+      </w:r>
+      <w:r/>
+    </w:p>
+    <w:p>
       <w:r/>
       <w:r>
         <w:rPr>
@@ -46,7 +55,7 @@
         <w:pStyle w:val="Heading1"/>
       </w:pPr>
       <w:r>
-        <w:t>Aquifer Open Study Notes</w:t>
+        <w:t>Study Notes (Tyndale)</w:t>
       </w:r>
     </w:p>
     <w:p>
@@ -55,6 +64,51 @@
           <w:headerReference w:type="even" r:id="rId8"/>
           <w:headerReference w:type="default" r:id="rId9"/>
           <w:footerReference w:type="default" r:id="rId10"/>
+          <w:footnotePr>
+            <w:numRestart w:val="eachSect"/>
+          </w:footnotePr>
+          <w:type w:val="continuous"/>
+          <w:pgSz w:w="12240" w:h="15840" w:code="1"/>
+          <w:pgMar w:top="1440" w:right="1440" w:bottom="1440" w:left="1440" w:header="504" w:footer="504" w:gutter="0"/>
+          <w:cols w:space="708"/>
+          <w:titlePg/>
+          <w:docGrid w:linePitch="360"/>
+        </w:sectPr>
+      </w:pPr>
+    </w:p>
+    <w:p>
+      <w:r/>
+    </w:p>
+    <w:p>
+      <w:pPr>
+        <w:pStyle w:val="Heading2"/>
+      </w:pPr>
+      <w:r>
+        <w:t>ZEC</w:t>
+      </w:r>
+      <w:r/>
+    </w:p>
+    <w:p>
+      <w:r/>
+      <w:r>
+        <w:rPr>
+          <w:i/>
+        </w:rPr>
+        <w:t>Zechariah 1:1, Zechariah 1:1–6, Zechariah 1:3, Zechariah 1:4, Zechariah 1:6, Zechariah 1:7–17, Zechariah 1:7–6.15, Zechariah 1:8, Zechariah 1:10, Zechariah 1:11, Zechariah 1:14, Zechariah 1:17, Zechariah 1:18–19, Zechariah 1:18–21, Zechariah 1:20, Zechariah 1:21, Zechariah 2:1–5, Zechariah 2:2, Zechariah 2:5, Zechariah 2:6, Zechariah 2:6–13, Zechariah 2:8, Zechariah 2:9, Zechariah 2:12, Zechariah 2:13, Zechariah 3:1, Zechariah 3:1–10, Zechariah 3:2–3, Zechariah 3:4, Zechariah 3:5, Zechariah 3:6–7, Zechariah 3:8, Zechariah 3:9, Zechariah 3:10, Zechariah 4:1, Zechariah 4:1–14, Zechariah 4:2–3, Zechariah 4:6, Zechariah 4:7, Zechariah 4:10, Zechariah 4:14, Zechariah 5:1, Zechariah 5:1–4, Zechariah 5:3, Zechariah 5:4, Zechariah 5:5–11, Zechariah 5:6, Zechariah 5:7, Zechariah 5:7–8, Zechariah 5:8, Zechariah 5:9, Zechariah 5:11, Zechariah 6:1, Zechariah 6:1–8, Zechariah 6:2–3, Zechariah 6:5, Zechariah 6:7, Zechariah 6:8, Zechariah 6:9–15, Zechariah 6:10, Zechariah 6:11, Zechariah 6:12–13, Zechariah 6:14, Zechariah 6:15, Zechariah 7:1, Zechariah 7:1–14, Zechariah 7:1–8.23, Zechariah 7:2, Zechariah 7:3, Zechariah 7:4–7, Zechariah 7:5, Zechariah 7:7, Zechariah 7:10, Zechariah 7:11, Zechariah 7:12, Zechariah 7:14, Zechariah 8:1–23, Zechariah 8:2, Zechariah 8:3, Zechariah 8:4–5, Zechariah 8:6, Zechariah 8:7, Zechariah 8:8, Zechariah 8:9, Zechariah 8:9–13, Zechariah 8:10, Zechariah 8:12, Zechariah 8:14–15, Zechariah 8:16, Zechariah 8:17, Zechariah 8:19, Zechariah 8:23, Zechariah 9:1, Zechariah 9:1–8, Zechariah 9:1–11.17, Zechariah 9:1–14.21, Zechariah 9:2, Zechariah 9:3–4, Zechariah 9:5–6, Zechariah 9:6, Zechariah 9:7, Zechariah 9:9, Zechariah 9:9–17, Zechariah 9:10, Zechariah 9:11, Zechariah 9:12, Zechariah 9:13, Zechariah 9:14, Zechariah 9:15, Zechariah 9:16, Zechariah 9:17, Zechariah 10:1, Zechariah 10:1–3, Zechariah 10:1–11.3, Zechariah 10:2, Zechariah 10:3, Zechariah 10:4, Zechariah 10:4–12, Zechariah 10:6, Zechariah 10:8, Zechariah 10:10, Zechariah 10:11, Zechariah 10:12, Zechariah 11:1, Zechariah 11:1–3, Zechariah 11:2, Zechariah 11:3, Zechariah 11:4, Zechariah 11:4–17, Zechariah 11:5, Zechariah 11:7, Zechariah 11:8, Zechariah 11:9, Zechariah 11:10, Zechariah 11:12, Zechariah 11:13, Zechariah 11:15, Zechariah 11:16, Zechariah 11:17, Zechariah 12:1–14.21, Zechariah 12:2, Zechariah 12:3, Zechariah 12:4, Zechariah 12:5, Zechariah 12:6, Zechariah 12:8, Zechariah 12:10, Zechariah 12:11, Zechariah 12:12–14, Zechariah 13:1, Zechariah 13:1–6, Zechariah 13:2, Zechariah 13:3, Zechariah 13:4, Zechariah 13:4–6, Zechariah 13:5, Zechariah 13:6, Zechariah 13:7, Zechariah 13:7–9, Zechariah 13:8, Zechariah 13:9, Zechariah 14:1, Zechariah 14:1–21, Zechariah 14:2, Zechariah 14:3, Zechariah 14:4, Zechariah 14:5, Zechariah 14:7, Zechariah 14:8, Zechariah 14:9, Zechariah 14:10, Zechariah 14:12, Zechariah 14:13, Zechariah 14:14, Zechariah 14:16, Zechariah 14:17, Zechariah 14:20, Zechariah 14:21</w:t>
+      </w:r>
+      <w:r/>
+    </w:p>
+    <w:p>
+      <w:r/>
+      <w:r>
+        <w:t xml:space="preserve"> </w:t>
+      </w:r>
+      <w:r/>
+      <w:r/>
+    </w:p>
+    <w:p>
+      <w:pPr>
+        <w:sectPr>
           <w:footnotePr>
             <w:numRestart w:val="eachSect"/>
           </w:footnotePr>

--- a/eng/docx/38.content.docx
+++ b/eng/docx/38.content.docx
@@ -163,13 +163,6 @@
         <w:rPr>
           <w:lang w:val="en_US" w:bidi="en_US"/>
         </w:rPr>
-      </w:r>
-      <w:r>
-        <w:rPr>
-          <w:i/>
-          <w:lang w:val="en_US" w:bidi="en_US"/>
-        </w:rPr>
-        <w:t>Zechariah 1:1, Zechariah 1:1–6, Zechariah 1:3, Zechariah 1:4, Zechariah 1:6, Zechariah 1:7–17, Zechariah 1:7–6.15, Zechariah 1:8, Zechariah 1:10, Zechariah 1:11, Zechariah 1:14, Zechariah 1:17, Zechariah 1:18–19, Zechariah 1:18–21, Zechariah 1:20, Zechariah 1:21, Zechariah 2:1–5, Zechariah 2:2, Zechariah 2:5, Zechariah 2:6, Zechariah 2:6–13, Zechariah 2:8, Zechariah 2:9, Zechariah 2:12, Zechariah 2:13, Zechariah 3:1, Zechariah 3:1–10, Zechariah 3:2–3, Zechariah 3:4, Zechariah 3:5, Zechariah 3:6–7, Zechariah 3:8, Zechariah 3:9, Zechariah 3:10, Zechariah 4:1, Zechariah 4:1–14, Zechariah 4:2–3, Zechariah 4:6, Zechariah 4:7, Zechariah 4:10, Zechariah 4:14, Zechariah 5:1, Zechariah 5:1–4, Zechariah 5:3, Zechariah 5:4, Zechariah 5:5–11, Zechariah 5:6, Zechariah 5:7, Zechariah 5:7–8, Zechariah 5:8, Zechariah 5:9, Zechariah 5:11, Zechariah 6:1, Zechariah 6:1–8, Zechariah 6:2–3, Zechariah 6:5, Zechariah 6:7, Zechariah 6:8, Zechariah 6:9–15, Zechariah 6:10, Zechariah 6:11, Zechariah 6:12–13, Zechariah 6:14, Zechariah 6:15, Zechariah 7:1, Zechariah 7:1–14, Zechariah 7:1–8.23, Zechariah 7:2, Zechariah 7:3, Zechariah 7:4–7, Zechariah 7:5, Zechariah 7:7, Zechariah 7:10, Zechariah 7:11, Zechariah 7:12, Zechariah 7:14, Zechariah 8:1–23, Zechariah 8:2, Zechariah 8:3, Zechariah 8:4–5, Zechariah 8:6, Zechariah 8:7, Zechariah 8:8, Zechariah 8:9, Zechariah 8:9–13, Zechariah 8:10, Zechariah 8:12, Zechariah 8:14–15, Zechariah 8:16, Zechariah 8:17, Zechariah 8:19, Zechariah 8:23, Zechariah 9:1, Zechariah 9:1–8, Zechariah 9:1–11.17, Zechariah 9:1–14.21, Zechariah 9:2, Zechariah 9:3–4, Zechariah 9:5–6, Zechariah 9:6, Zechariah 9:7, Zechariah 9:9, Zechariah 9:9–17, Zechariah 9:10, Zechariah 9:11, Zechariah 9:12, Zechariah 9:13, Zechariah 9:14, Zechariah 9:15, Zechariah 9:16, Zechariah 9:17, Zechariah 10:1, Zechariah 10:1–3, Zechariah 10:1–11.3, Zechariah 10:2, Zechariah 10:3, Zechariah 10:4, Zechariah 10:4–12, Zechariah 10:6, Zechariah 10:8, Zechariah 10:10, Zechariah 10:11, Zechariah 10:12, Zechariah 11:1, Zechariah 11:1–3, Zechariah 11:2, Zechariah 11:3, Zechariah 11:4, Zechariah 11:4–17, Zechariah 11:5, Zechariah 11:7, Zechariah 11:8, Zechariah 11:9, Zechariah 11:10, Zechariah 11:12, Zechariah 11:13, Zechariah 11:15, Zechariah 11:16, Zechariah 11:17, Zechariah 12:1–14.21, Zechariah 12:2, Zechariah 12:3, Zechariah 12:4, Zechariah 12:5, Zechariah 12:6, Zechariah 12:8, Zechariah 12:10, Zechariah 12:11, Zechariah 12:12–14, Zechariah 13:1, Zechariah 13:1–6, Zechariah 13:2, Zechariah 13:3, Zechariah 13:4, Zechariah 13:4–6, Zechariah 13:5, Zechariah 13:6, Zechariah 13:7, Zechariah 13:7–9, Zechariah 13:8, Zechariah 13:9, Zechariah 14:1, Zechariah 14:1–21, Zechariah 14:2, Zechariah 14:3, Zechariah 14:4, Zechariah 14:5, Zechariah 14:7, Zechariah 14:8, Zechariah 14:9, Zechariah 14:10, Zechariah 14:12, Zechariah 14:13, Zechariah 14:14, Zechariah 14:16, Zechariah 14:17, Zechariah 14:20, Zechariah 14:21</w:t>
       </w:r>
       <w:r>
         <w:rPr>

--- a/eng/docx/38.content.docx
+++ b/eng/docx/38.content.docx
@@ -19,7 +19,7 @@
         <w:rPr>
           <w:lang w:val="en_US" w:bidi="en_US"/>
         </w:rPr>
-        <w:t>Resource: Study Notes (Tyndale)</w:t>
+        <w:t>Resource: Tyndale Open Study Notes</w:t>
       </w:r>
       <w:r>
         <w:rPr>
@@ -112,7 +112,7 @@
         <w:rPr>
           <w:lang w:val="en_US" w:bidi="en_US"/>
         </w:rPr>
-        <w:t>Study Notes (Tyndale)</w:t>
+        <w:t>Tyndale Open Study Notes</w:t>
       </w:r>
     </w:p>
     <w:p>

--- a/eng/docx/38.content.docx
+++ b/eng/docx/38.content.docx
@@ -13039,7 +13039,7 @@
         <w:rPr>
           <w:lang w:val="en_US" w:bidi="en_US"/>
         </w:rPr>
-        <w:t>In Zechariah’s time, the Persian Empire and the Greeks were competing for power. Looking ahead, God promised to judge the Greeks, who may also represent all gentile nations.</w:t>
+        <w:t>In Zechariah’s time, the Persian Empire and the Greeks were competing for power. Looking ahead, God promised to judge the Greeks, who may also represent all Gentile nations.</w:t>
       </w:r>
     </w:p>
     <w:p>

--- a/eng/docx/38.content.docx
+++ b/eng/docx/38.content.docx
@@ -4151,7 +4151,7 @@
           <w:i/>
           <w:lang w:val="en_US" w:bidi="en_US"/>
         </w:rPr>
-        <w:t>Day of the LORD</w:t>
+        <w:t>day of the Lord</w:t>
       </w:r>
       <w:r>
         <w:rPr>
@@ -17251,7 +17251,7 @@
         <w:rPr>
           <w:lang w:val="en_US" w:bidi="en_US"/>
         </w:rPr>
-        <w:t xml:space="preserve"> points to the future Day of the LORD. </w:t>
+        <w:t xml:space="preserve"> points to the future day of the Lord. </w:t>
       </w:r>
     </w:p>
     <w:p>
@@ -19586,7 +19586,7 @@
         <w:rPr>
           <w:lang w:val="en_US" w:bidi="en_US"/>
         </w:rPr>
-        <w:t>) until the Day of the LORD.</w:t>
+        <w:t>) until the day of the Lord.</w:t>
       </w:r>
       <w:r>
         <w:rPr>
@@ -20996,7 +20996,7 @@
         <w:rPr>
           <w:lang w:val="en_US" w:bidi="en_US"/>
         </w:rPr>
-        <w:t xml:space="preserve">The Day of the LORD will bring judgment and deliverance. On that day, God will reverse many people’s situations, lifting some up and bringing others low (see </w:t>
+        <w:t xml:space="preserve">The day of the Lord will bring judgment and deliverance. On that day, God will reverse many people’s situations, lifting some up and bringing others low (see </w:t>
       </w:r>
       <w:hyperlink r:id="rId478">
         <w:r>
@@ -21870,7 +21870,7 @@
         <w:rPr>
           <w:lang w:val="en_US" w:bidi="en_US"/>
         </w:rPr>
-        <w:t xml:space="preserve">: The Day of the LORD will bring major changes to the world (see </w:t>
+        <w:t xml:space="preserve">: The day of the Lord will bring major changes to the world (see </w:t>
       </w:r>
       <w:hyperlink r:id="rId500">
         <w:r>
@@ -22457,7 +22457,7 @@
         <w:rPr>
           <w:lang w:val="en_US" w:bidi="en_US"/>
         </w:rPr>
-        <w:t>The Day of the LORD will bring fear to God's enemies (</w:t>
+        <w:t>The day of the Lord will bring fear to God's enemies (</w:t>
       </w:r>
       <w:hyperlink r:id="rId514">
         <w:r>
@@ -22545,7 +22545,7 @@
         <w:rPr>
           <w:lang w:val="en_US" w:bidi="en_US"/>
         </w:rPr>
-        <w:t>The Day of the LORD involves a reversal: The wealth of the nations will be taken. This reverses the earlier announcement that Jerusalem would be plundered (</w:t>
+        <w:t>The day of the Lord involves a reversal: The wealth of the nations will be taken. This reverses the earlier announcement that Jerusalem would be plundered (</w:t>
       </w:r>
       <w:hyperlink r:id="rId516">
         <w:r>

--- a/eng/docx/38.content.docx
+++ b/eng/docx/38.content.docx
@@ -19,7 +19,7 @@
         <w:rPr>
           <w:lang w:val="en_US" w:bidi="en_US"/>
         </w:rPr>
-        <w:t>Resource: Tyndale Open Study Notes</w:t>
+        <w:t>Resource: Aquifer Open Study Notes</w:t>
       </w:r>
       <w:r>
         <w:rPr>
@@ -112,7 +112,7 @@
         <w:rPr>
           <w:lang w:val="en_US" w:bidi="en_US"/>
         </w:rPr>
-        <w:t>Tyndale Open Study Notes</w:t>
+        <w:t>Aquifer Open Study Notes</w:t>
       </w:r>
     </w:p>
     <w:p>
